--- a/Version_1/Documentation/Portfolio_Documentation.docx
+++ b/Version_1/Documentation/Portfolio_Documentation.docx
@@ -139,13 +139,11 @@
             </w14:solidFill>
           </w14:textFill>
         </w:rPr>
-        <w:t>24 / 8 / 2026 - 22 / 9 / 2026</w:t>
-      </w:r>
-    </w:p>
-    <w:p>
-      <w:pPr>
-        <w:pStyle w:val="9"/>
-        <w:jc w:val="center"/>
+        <w:t xml:space="preserve">24 / 8 </w:t>
+      </w:r>
+      <w:bookmarkStart w:id="40" w:name="_GoBack"/>
+      <w:bookmarkEnd w:id="40"/>
+      <w:r>
         <w:rPr>
           <w:rFonts w:hint="default"/>
           <w:color w:val="808080" w:themeColor="text1" w:themeTint="80"/>
@@ -161,16 +159,15 @@
             </w14:solidFill>
           </w14:textFill>
         </w:rPr>
-      </w:pPr>
-    </w:p>
-    <w:p>
-      <w:pPr>
-        <w:spacing w:line="240" w:lineRule="auto"/>
+        <w:t>/ 2026 - 25 / 9 / 2026</w:t>
+      </w:r>
+    </w:p>
+    <w:p>
+      <w:pPr>
+        <w:pStyle w:val="9"/>
         <w:jc w:val="center"/>
         <w:rPr>
-          <w:rFonts w:hint="default" w:ascii="Times New Roman" w:hAnsi="Times New Roman" w:eastAsia="SimSun" w:cs="Times New Roman"/>
-          <w:b w:val="0"/>
-          <w:bCs w:val="0"/>
+          <w:rFonts w:hint="default"/>
           <w:color w:val="808080" w:themeColor="text1" w:themeTint="80"/>
           <w:sz w:val="24"/>
           <w:szCs w:val="24"/>
@@ -185,7 +182,11 @@
           </w14:textFill>
         </w:rPr>
       </w:pPr>
-      <w:r>
+    </w:p>
+    <w:p>
+      <w:pPr>
+        <w:spacing w:line="240" w:lineRule="auto"/>
+        <w:jc w:val="center"/>
         <w:rPr>
           <w:rFonts w:hint="default" w:ascii="Times New Roman" w:hAnsi="Times New Roman" w:eastAsia="SimSun" w:cs="Times New Roman"/>
           <w:b w:val="0"/>
@@ -203,13 +204,8 @@
             </w14:solidFill>
           </w14:textFill>
         </w:rPr>
-        <w:t>Owner : Nobody_2114</w:t>
-      </w:r>
-    </w:p>
-    <w:p>
-      <w:pPr>
-        <w:spacing w:line="240" w:lineRule="auto"/>
-        <w:jc w:val="center"/>
+      </w:pPr>
+      <w:r>
         <w:rPr>
           <w:rFonts w:hint="default" w:ascii="Times New Roman" w:hAnsi="Times New Roman" w:eastAsia="SimSun" w:cs="Times New Roman"/>
           <w:b w:val="0"/>
@@ -227,7 +223,8 @@
             </w14:solidFill>
           </w14:textFill>
         </w:rPr>
-      </w:pPr>
+        <w:t>Owner : Nobody_2114</w:t>
+      </w:r>
     </w:p>
     <w:p>
       <w:pPr>
@@ -251,9 +248,13 @@
           </w14:textFill>
         </w:rPr>
       </w:pPr>
-      <w:r>
-        <w:rPr>
-          <w:rFonts w:hint="default" w:eastAsia="SimSun" w:cs="Times New Roman"/>
+    </w:p>
+    <w:p>
+      <w:pPr>
+        <w:spacing w:line="240" w:lineRule="auto"/>
+        <w:jc w:val="center"/>
+        <w:rPr>
+          <w:rFonts w:hint="default" w:ascii="Times New Roman" w:hAnsi="Times New Roman" w:eastAsia="SimSun" w:cs="Times New Roman"/>
           <w:b w:val="0"/>
           <w:bCs w:val="0"/>
           <w:color w:val="808080" w:themeColor="text1" w:themeTint="80"/>
@@ -269,11 +270,10 @@
             </w14:solidFill>
           </w14:textFill>
         </w:rPr>
-        <w:t>Version</w:t>
-      </w:r>
-      <w:r>
-        <w:rPr>
-          <w:rFonts w:hint="default" w:ascii="Times New Roman" w:hAnsi="Times New Roman" w:eastAsia="SimSun" w:cs="Times New Roman"/>
+      </w:pPr>
+      <w:r>
+        <w:rPr>
+          <w:rFonts w:hint="default" w:eastAsia="SimSun" w:cs="Times New Roman"/>
           <w:b w:val="0"/>
           <w:bCs w:val="0"/>
           <w:color w:val="808080" w:themeColor="text1" w:themeTint="80"/>
@@ -289,11 +289,11 @@
             </w14:solidFill>
           </w14:textFill>
         </w:rPr>
-        <w:t xml:space="preserve"> : </w:t>
-      </w:r>
-      <w:r>
-        <w:rPr>
-          <w:rFonts w:hint="default" w:eastAsia="SimSun" w:cs="Times New Roman"/>
+        <w:t>Version</w:t>
+      </w:r>
+      <w:r>
+        <w:rPr>
+          <w:rFonts w:hint="default" w:ascii="Times New Roman" w:hAnsi="Times New Roman" w:eastAsia="SimSun" w:cs="Times New Roman"/>
           <w:b w:val="0"/>
           <w:bCs w:val="0"/>
           <w:color w:val="808080" w:themeColor="text1" w:themeTint="80"/>
@@ -309,15 +309,11 @@
             </w14:solidFill>
           </w14:textFill>
         </w:rPr>
-        <w:t>V.1.0</w:t>
-      </w:r>
-    </w:p>
-    <w:p>
-      <w:pPr>
-        <w:spacing w:line="240" w:lineRule="auto"/>
-        <w:jc w:val="center"/>
-        <w:rPr>
-          <w:rFonts w:hint="default" w:ascii="Times New Roman" w:hAnsi="Times New Roman" w:eastAsia="SimSun" w:cs="Times New Roman"/>
+        <w:t xml:space="preserve"> : </w:t>
+      </w:r>
+      <w:r>
+        <w:rPr>
+          <w:rFonts w:hint="default" w:eastAsia="SimSun" w:cs="Times New Roman"/>
           <w:b w:val="0"/>
           <w:bCs w:val="0"/>
           <w:color w:val="808080" w:themeColor="text1" w:themeTint="80"/>
@@ -333,6 +329,30 @@
             </w14:solidFill>
           </w14:textFill>
         </w:rPr>
+        <w:t>V.1.0</w:t>
+      </w:r>
+    </w:p>
+    <w:p>
+      <w:pPr>
+        <w:spacing w:line="240" w:lineRule="auto"/>
+        <w:jc w:val="center"/>
+        <w:rPr>
+          <w:rFonts w:hint="default" w:ascii="Times New Roman" w:hAnsi="Times New Roman" w:eastAsia="SimSun" w:cs="Times New Roman"/>
+          <w:b w:val="0"/>
+          <w:bCs w:val="0"/>
+          <w:color w:val="808080" w:themeColor="text1" w:themeTint="80"/>
+          <w:sz w:val="24"/>
+          <w:szCs w:val="24"/>
+          <w:lang w:val="en-US"/>
+          <w14:textFill>
+            <w14:solidFill>
+              <w14:schemeClr w14:val="tx1">
+                <w14:lumMod w14:val="50000"/>
+                <w14:lumOff w14:val="50000"/>
+              </w14:schemeClr>
+            </w14:solidFill>
+          </w14:textFill>
+        </w:rPr>
       </w:pPr>
     </w:p>
     <w:p>
@@ -1601,9 +1621,9 @@
           <w:lang w:val="en-US"/>
         </w:rPr>
       </w:pPr>
-      <w:bookmarkStart w:id="3" w:name="_Toc4331"/>
-      <w:bookmarkStart w:id="4" w:name="_Toc8173"/>
-      <w:bookmarkStart w:id="5" w:name="_Toc5110"/>
+      <w:bookmarkStart w:id="3" w:name="_Toc8173"/>
+      <w:bookmarkStart w:id="4" w:name="_Toc5110"/>
+      <w:bookmarkStart w:id="5" w:name="_Toc4331"/>
       <w:r>
         <w:rPr>
           <w:rFonts w:hint="default" w:ascii="Times New Roman" w:hAnsi="Times New Roman" w:cs="Times New Roman"/>
@@ -1753,6 +1773,7 @@
       <w:pPr>
         <w:pStyle w:val="2"/>
         <w:numPr>
+          <w:ilvl w:val="0"/>
           <w:numId w:val="0"/>
         </w:numPr>
         <w:bidi w:val="0"/>
@@ -1964,8 +1985,8 @@
         </w:rPr>
       </w:pPr>
       <w:bookmarkStart w:id="13" w:name="_Toc9661"/>
-      <w:bookmarkStart w:id="14" w:name="_Toc23950"/>
-      <w:bookmarkStart w:id="15" w:name="_Toc31889"/>
+      <w:bookmarkStart w:id="14" w:name="_Toc31889"/>
+      <w:bookmarkStart w:id="15" w:name="_Toc23950"/>
       <w:r>
         <w:rPr>
           <w:rFonts w:hint="default"/>
@@ -3108,8 +3129,8 @@
           <w:lang w:val="en-US"/>
         </w:rPr>
       </w:pPr>
-      <w:bookmarkStart w:id="22" w:name="_Toc8040"/>
-      <w:bookmarkStart w:id="23" w:name="_Toc2645"/>
+      <w:bookmarkStart w:id="22" w:name="_Toc2645"/>
+      <w:bookmarkStart w:id="23" w:name="_Toc8040"/>
       <w:r>
         <w:rPr>
           <w:rFonts w:hint="default"/>
@@ -3168,8 +3189,8 @@
           <w:lang w:val="en-US"/>
         </w:rPr>
       </w:pPr>
-      <w:bookmarkStart w:id="25" w:name="_Toc13572"/>
-      <w:bookmarkStart w:id="26" w:name="_Toc2722"/>
+      <w:bookmarkStart w:id="25" w:name="_Toc2722"/>
+      <w:bookmarkStart w:id="26" w:name="_Toc13572"/>
       <w:bookmarkStart w:id="27" w:name="_Toc29855"/>
       <w:r>
         <w:rPr>
@@ -3818,6 +3839,7 @@
     <w:p>
       <w:pPr>
         <w:numPr>
+          <w:ilvl w:val="0"/>
           <w:numId w:val="0"/>
         </w:numPr>
         <w:ind w:leftChars="0"/>
@@ -3830,6 +3852,7 @@
     <w:p>
       <w:pPr>
         <w:numPr>
+          <w:ilvl w:val="0"/>
           <w:numId w:val="0"/>
         </w:numPr>
         <w:jc w:val="both"/>
@@ -3864,21 +3887,13 @@
           <w:rFonts w:hint="default"/>
           <w:lang w:val="en-US"/>
         </w:rPr>
-        <w:t>Lack of Semantic Understanding: BM25 relies strictly on exact or stemmed lexical matching. It fails to capture synonyms, contextual nuances, or deeper semantic relationships (e.g., missing the conne</w:t>
-      </w:r>
-      <w:bookmarkStart w:id="40" w:name="_GoBack"/>
-      <w:bookmarkEnd w:id="40"/>
-      <w:r>
-        <w:rPr>
-          <w:rFonts w:hint="default"/>
-          <w:lang w:val="en-US"/>
-        </w:rPr>
-        <w:t>ction between "car" and "automobile").</w:t>
-      </w:r>
-    </w:p>
-    <w:p>
-      <w:pPr>
-        <w:numPr>
+        <w:t>Lack of Semantic Understanding: BM25 relies strictly on exact or stemmed lexical matching. It fails to capture synonyms, contextual nuances, or deeper semantic relationships (e.g., missing the connection between "car" and "automobile").</w:t>
+      </w:r>
+    </w:p>
+    <w:p>
+      <w:pPr>
+        <w:numPr>
+          <w:ilvl w:val="0"/>
           <w:numId w:val="0"/>
         </w:numPr>
         <w:jc w:val="both"/>
@@ -3918,9 +3933,9 @@
           <w:lang w:val="en-US"/>
         </w:rPr>
       </w:pPr>
-      <w:bookmarkStart w:id="31" w:name="_Toc16385"/>
-      <w:bookmarkStart w:id="32" w:name="_Toc31965"/>
-      <w:bookmarkStart w:id="33" w:name="_Toc16201"/>
+      <w:bookmarkStart w:id="31" w:name="_Toc16201"/>
+      <w:bookmarkStart w:id="32" w:name="_Toc16385"/>
+      <w:bookmarkStart w:id="33" w:name="_Toc31965"/>
       <w:r>
         <w:rPr>
           <w:rFonts w:hint="default"/>
@@ -4565,8 +4580,8 @@
           <w:lang w:val="en-US"/>
         </w:rPr>
       </w:pPr>
-      <w:bookmarkStart w:id="37" w:name="_Toc780"/>
-      <w:bookmarkStart w:id="38" w:name="_Toc6278"/>
+      <w:bookmarkStart w:id="37" w:name="_Toc6278"/>
+      <w:bookmarkStart w:id="38" w:name="_Toc780"/>
       <w:r>
         <w:rPr>
           <w:rFonts w:hint="default"/>
